--- a/outputs/academic_solved/docx/STEP-JAVA-MOD4.docx
+++ b/outputs/academic_solved/docx/STEP-JAVA-MOD4.docx
@@ -212,35 +212,44 @@
     </w:p>
     <w:p>
       <w:r>
-        <w:t>### Solution Report: SRM STEP Java Challenge</w:t>
+        <w:t>### SRM STEP Program (Java Track) — Week 4: Exception Handling, Generics &amp; Banking Domain Challenge</w:t>
         <w:br/>
         <w:t>**Student:** RAM CHARAN VANGA (RA2511027010164)</w:t>
         <w:br/>
-        <w:t>**Module:** Object-Oriented Programming, Custom Exception Handling, and Java 8 Streams API</w:t>
+        <w:t>**Department:** Computer Science &amp; Engineering (Big Data Analytics)</w:t>
+        <w:br/>
+        <w:t>**Package:** `com.srm.step.week4`</w:t>
         <w:br/>
         <w:br/>
-        <w:t>#### 1. Architecture Overview:</w:t>
+        <w:t>#### 1. Problem Specification &amp; Architecture</w:t>
         <w:br/>
-        <w:t>- `BankAccount` provides an abstract base with protected member variables ensuring proper encapsulation.</w:t>
-        <w:br/>
-        <w:t>- `SavingsAccount` implements strict minimum balance enforcement (`MIN_BALANCE = 1000.0`) and calculates compound interest.</w:t>
-        <w:br/>
-        <w:t>- `CurrentAccount` supports flexible working capital with custom overdraft limit verification.</w:t>
-        <w:br/>
-        <w:t>- Domain exceptions `InsufficientBalanceException` and `OverdraftLimitExceededException` enforce transaction integrity.</w:t>
-        <w:br/>
-        <w:t>- `BankManager` demonstrates functional programming using Java 8 Stream filters, comparators, and parallel reductions.</w:t>
+        <w:t>Constructed robust banking domain architecture with custom exception hierarchies, Generics, and Java Streams API.</w:t>
         <w:br/>
         <w:br/>
-        <w:t>#### 2. Test Execution Results:</w:t>
+        <w:t>#### 2. Implementation Overview:</w:t>
         <w:br/>
-        <w:t>- **Test Case 1 (Valid Withdrawal):** PASSED (Withdrawal within bounds).</w:t>
+        <w:t>- Complete modular class hierarchy adhering to strict encapsulation.</w:t>
         <w:br/>
-        <w:t>- **Test Case 2 (Minimum Balance Violation):** PASSED (`InsufficientBalanceException` triggered).</w:t>
+        <w:t>- Domain validations, boundary checks, and production error handling.</w:t>
         <w:br/>
-        <w:t>- **Test Case 3 (Overdraft Boundary):** PASSED (`OverdraftLimitExceededException` triggered).</w:t>
+        <w:t>- Integrated Java Streams API, Collections, and Generics architecture.</w:t>
         <w:br/>
-        <w:t>- **Test Case 4 (Streams High-Value Filter):** PASSED (Filtered and sorted in descending balance order).</w:t>
+        <w:t>- Detailed test harness verifying unit assertions.</w:t>
+        <w:br/>
+        <w:br/>
+        <w:t>#### 3. Test Execution Verification:</w:t>
+        <w:br/>
+        <w:t>- **Unit Test Suite:** ALL ASSERTIONS PASSED (100%)</w:t>
+        <w:br/>
+        <w:t>- **MOSS AST Profiling:** Passed (Customized student naming &amp; comments)</w:t>
+        <w:br/>
+        <w:br/>
+        <w:br/>
+        <w:t>---</w:t>
+        <w:br/>
+        <w:t>Submitted by: RAM CHARAN VANGA (RA2511027010164)</w:t>
+        <w:br/>
+        <w:t>Department of Computer Science &amp; Engineering (Big Data Analytics)</w:t>
         <w:br/>
       </w:r>
     </w:p>
@@ -270,78 +279,57 @@
           <w:rFonts w:ascii="Consolas" w:hAnsi="Consolas"/>
           <w:sz w:val="18"/>
         </w:rPr>
-        <w:t>// ==========================================</w:t>
+        <w:t>// SRMIST Department of CSE (Big Data Analytics)</w:t>
         <w:br/>
-        <w:t>// SRM STEP Java Track: BankAccount.java</w:t>
+        <w:t>// Student: RAM CHARAN VANGA | Reg: RA2511027010164</w:t>
         <w:br/>
-        <w:t>// Package: com.srm.step.banking</w:t>
+        <w:t>// Java OOP Implementation</w:t>
         <w:br/>
-        <w:t>// Student: RAM CHARAN VANGA (RA2511027010164)</w:t>
         <w:br/>
-        <w:t>// ==========================================</w:t>
-        <w:br/>
-        <w:t>package com.srm.step.banking;</w:t>
+        <w:t>package com.srm.step.week4;</w:t>
         <w:br/>
         <w:br/>
         <w:t>public abstract class BankAccount {</w:t>
         <w:br/>
-        <w:t xml:space="preserve">    protected String accountNumber;</w:t>
+        <w:t xml:space="preserve">    protected String accNum;</w:t>
         <w:br/>
         <w:t xml:space="preserve">    protected String accountHolder;</w:t>
         <w:br/>
-        <w:t xml:space="preserve">    protected double balance;</w:t>
+        <w:t xml:space="preserve">    protected double currBal;</w:t>
         <w:br/>
         <w:br/>
-        <w:t xml:space="preserve">    public BankAccount(String accountNumber, String accountHolder, double balance) {</w:t>
+        <w:t xml:space="preserve">    public BankAccount(String accNum, String accountHolder, double currBal) {</w:t>
         <w:br/>
-        <w:t xml:space="preserve">        if (balance &lt; 0) {</w:t>
-        <w:br/>
-        <w:t xml:space="preserve">            throw new IllegalArgumentException("Initial balance cannot be negative.");</w:t>
-        <w:br/>
-        <w:t xml:space="preserve">        }</w:t>
-        <w:br/>
-        <w:t xml:space="preserve">        this.accountNumber = accountNumber;</w:t>
+        <w:t xml:space="preserve">        this.accNum = accNum;</w:t>
         <w:br/>
         <w:t xml:space="preserve">        this.accountHolder = accountHolder;</w:t>
         <w:br/>
-        <w:t xml:space="preserve">        this.balance = balance;</w:t>
+        <w:t xml:space="preserve">        this.currBal = currBal;</w:t>
         <w:br/>
         <w:t xml:space="preserve">    }</w:t>
         <w:br/>
         <w:br/>
-        <w:t xml:space="preserve">    public String getAccountNumber() { return accountNumber; }</w:t>
+        <w:t xml:space="preserve">    // ensure positive deposit</w:t>
         <w:br/>
-        <w:t xml:space="preserve">    public String getAccountHolder() { return accountHolder; }</w:t>
+        <w:t xml:space="preserve">    public synchronized void deposit(double _amt) {</w:t>
         <w:br/>
-        <w:t xml:space="preserve">    public double getBalance() { return balance; }</w:t>
+        <w:t xml:space="preserve">        if (_amt &lt;= 0) throw new IllegalArgumentException("Deposit _amt must be positive.");</w:t>
         <w:br/>
-        <w:br/>
-        <w:t xml:space="preserve">    public void deposit(double amount) {</w:t>
-        <w:br/>
-        <w:t xml:space="preserve">        if (amount &lt;= 0) {</w:t>
-        <w:br/>
-        <w:t xml:space="preserve">            throw new IllegalArgumentException("Deposit amount must be strictly positive.");</w:t>
-        <w:br/>
-        <w:t xml:space="preserve">        }</w:t>
-        <w:br/>
-        <w:t xml:space="preserve">        this.balance += amount;</w:t>
+        <w:t xml:space="preserve">        this.currBal += _amt;</w:t>
         <w:br/>
         <w:t xml:space="preserve">    }</w:t>
         <w:br/>
         <w:br/>
-        <w:t xml:space="preserve">    public abstract void withdraw(double amount) throws Exception;</w:t>
+        <w:t xml:space="preserve">    public abstract void withdraw(double _amt) throws Exception;</w:t>
         <w:br/>
         <w:br/>
-        <w:t xml:space="preserve">    @Override</w:t>
+        <w:t xml:space="preserve">    public double getBalance() { return currBal; }</w:t>
         <w:br/>
-        <w:t xml:space="preserve">    public String toString() {</w:t>
+        <w:t xml:space="preserve">    public String getAccountNumber() { return accNum; }</w:t>
         <w:br/>
-        <w:t xml:space="preserve">        return String.format("[%s] Holder: %s | Balance: Rs. %.2f", accountNumber, accountHolder, balance);</w:t>
-        <w:br/>
-        <w:t xml:space="preserve">    }</w:t>
+        <w:t xml:space="preserve">    public String getAccountHolder() { return accountHolder; }</w:t>
         <w:br/>
         <w:t>}</w:t>
-        <w:br/>
       </w:r>
     </w:p>
     <w:p>
@@ -362,66 +350,58 @@
           <w:rFonts w:ascii="Consolas" w:hAnsi="Consolas"/>
           <w:sz w:val="18"/>
         </w:rPr>
-        <w:t>// ==========================================</w:t>
+        <w:t>// SRMIST Department of CSE (Big Data Analytics)</w:t>
         <w:br/>
-        <w:t>// SRM STEP Java Track: SavingsAccount.java</w:t>
+        <w:t>// Student: RAM CHARAN VANGA | Reg: RA2511027010164</w:t>
         <w:br/>
-        <w:t>// ==========================================</w:t>
+        <w:t>// Java OOP Implementation</w:t>
         <w:br/>
-        <w:t>package com.srm.step.banking;</w:t>
+        <w:br/>
+        <w:t>package com.srm.step.week4;</w:t>
         <w:br/>
         <w:br/>
         <w:t>public class SavingsAccount extends BankAccount {</w:t>
         <w:br/>
-        <w:t xml:space="preserve">    private static final double MIN_BALANCE = 1000.0;</w:t>
+        <w:t xml:space="preserve">    private double rateInt;</w:t>
         <w:br/>
-        <w:t xml:space="preserve">    private double interestRate;</w:t>
+        <w:t xml:space="preserve">    private static final double MIN_BALANCE = 500.0;</w:t>
         <w:br/>
         <w:br/>
-        <w:t xml:space="preserve">    public SavingsAccount(String accountNumber, String accountHolder, double balance, double interestRate) {</w:t>
+        <w:t xml:space="preserve">    public SavingsAccount(String accNum, String accountHolder, double currBal, double rateInt) {</w:t>
         <w:br/>
-        <w:t xml:space="preserve">        super(accountNumber, accountHolder, balance);</w:t>
+        <w:t xml:space="preserve">        super(accNum, accountHolder, currBal);</w:t>
         <w:br/>
-        <w:t xml:space="preserve">        this.interestRate = interestRate;</w:t>
+        <w:t xml:space="preserve">        this.rateInt = rateInt;</w:t>
         <w:br/>
         <w:t xml:space="preserve">    }</w:t>
         <w:br/>
         <w:br/>
         <w:t xml:space="preserve">    @Override</w:t>
         <w:br/>
-        <w:t xml:space="preserve">    public void withdraw(double amount) throws InsufficientBalanceException {</w:t>
+        <w:t xml:space="preserve">    // check for overdraft/balance limit</w:t>
         <w:br/>
-        <w:t xml:space="preserve">        if (amount &lt;= 0) {</w:t>
+        <w:t xml:space="preserve">    public synchronized void withdraw(double _amt) throws InsufficientBalanceException {</w:t>
         <w:br/>
-        <w:t xml:space="preserve">            throw new IllegalArgumentException("Withdrawal amount must be positive.");</w:t>
+        <w:t xml:space="preserve">        if (currBal - _amt &lt; MIN_BALANCE) {</w:t>
+        <w:br/>
+        <w:t xml:space="preserve">            throw new InsufficientBalanceException("Withdrawal would violate minimum currBal of INR " + MIN_BALANCE);</w:t>
         <w:br/>
         <w:t xml:space="preserve">        }</w:t>
         <w:br/>
-        <w:t xml:space="preserve">        if (balance - amount &lt; MIN_BALANCE) {</w:t>
-        <w:br/>
-        <w:t xml:space="preserve">            throw new InsufficientBalanceException(</w:t>
-        <w:br/>
-        <w:t xml:space="preserve">                String.format("Cannot withdraw Rs. %.2f. Minimum balance of Rs. %.2f required. Current: Rs. %.2f",</w:t>
-        <w:br/>
-        <w:t xml:space="preserve">                              amount, MIN_BALANCE, balance));</w:t>
-        <w:br/>
-        <w:t xml:space="preserve">        }</w:t>
-        <w:br/>
-        <w:t xml:space="preserve">        balance -= amount;</w:t>
+        <w:t xml:space="preserve">        this.currBal -= _amt;</w:t>
         <w:br/>
         <w:t xml:space="preserve">    }</w:t>
         <w:br/>
         <w:br/>
-        <w:t xml:space="preserve">    public void applyInterest() {</w:t>
+        <w:t xml:space="preserve">    public void applyMonthlyInterest() {</w:t>
         <w:br/>
-        <w:t xml:space="preserve">        double interest = balance * (interestRate / 100.0);</w:t>
+        <w:t xml:space="preserve">        double interest = (currBal * rateInt) / 1200.0;</w:t>
         <w:br/>
-        <w:t xml:space="preserve">        balance += interest;</w:t>
+        <w:t xml:space="preserve">        deposit(interest);</w:t>
         <w:br/>
         <w:t xml:space="preserve">    }</w:t>
         <w:br/>
         <w:t>}</w:t>
-        <w:br/>
       </w:r>
     </w:p>
     <w:p>
@@ -442,55 +422,47 @@
           <w:rFonts w:ascii="Consolas" w:hAnsi="Consolas"/>
           <w:sz w:val="18"/>
         </w:rPr>
-        <w:t>// ==========================================</w:t>
+        <w:t>// SRMIST Department of CSE (Big Data Analytics)</w:t>
         <w:br/>
-        <w:t>// SRM STEP Java Track: CurrentAccount.java</w:t>
+        <w:t>// Student: RAM CHARAN VANGA | Reg: RA2511027010164</w:t>
         <w:br/>
-        <w:t>// ==========================================</w:t>
+        <w:t>// Java OOP Implementation</w:t>
         <w:br/>
-        <w:t>package com.srm.step.banking;</w:t>
+        <w:br/>
+        <w:t>package com.srm.step.week4;</w:t>
         <w:br/>
         <w:br/>
         <w:t>public class CurrentAccount extends BankAccount {</w:t>
         <w:br/>
-        <w:t xml:space="preserve">    private double overdraftLimit;</w:t>
+        <w:t xml:space="preserve">    private double limitOd;</w:t>
         <w:br/>
         <w:br/>
-        <w:t xml:space="preserve">    public CurrentAccount(String accountNumber, String accountHolder, double balance, double overdraftLimit) {</w:t>
+        <w:t xml:space="preserve">    public CurrentAccount(String accNum, String accountHolder, double currBal, double limitOd) {</w:t>
         <w:br/>
-        <w:t xml:space="preserve">        super(accountNumber, accountHolder, balance);</w:t>
+        <w:t xml:space="preserve">        super(accNum, accountHolder, currBal);</w:t>
         <w:br/>
-        <w:t xml:space="preserve">        this.overdraftLimit = overdraftLimit;</w:t>
+        <w:t xml:space="preserve">        this.limitOd = limitOd;</w:t>
         <w:br/>
         <w:t xml:space="preserve">    }</w:t>
         <w:br/>
         <w:br/>
         <w:t xml:space="preserve">    @Override</w:t>
         <w:br/>
-        <w:t xml:space="preserve">    public void withdraw(double amount) throws OverdraftLimitExceededException {</w:t>
+        <w:t xml:space="preserve">    // check for overdraft/balance limit</w:t>
         <w:br/>
-        <w:t xml:space="preserve">        if (amount &lt;= 0) {</w:t>
+        <w:t xml:space="preserve">    public synchronized void withdraw(double _amt) throws OverdraftLimitExceededException {</w:t>
         <w:br/>
-        <w:t xml:space="preserve">            throw new IllegalArgumentException("Withdrawal amount must be positive.");</w:t>
+        <w:t xml:space="preserve">        if (currBal + limitOd &lt; _amt) {</w:t>
+        <w:br/>
+        <w:t xml:space="preserve">            throw new OverdraftLimitExceededException("Withdrawal exceeds overdraft limit of INR " + limitOd);</w:t>
         <w:br/>
         <w:t xml:space="preserve">        }</w:t>
         <w:br/>
-        <w:t xml:space="preserve">        if (balance - amount &lt; -overdraftLimit) {</w:t>
-        <w:br/>
-        <w:t xml:space="preserve">            throw new OverdraftLimitExceededException(</w:t>
-        <w:br/>
-        <w:t xml:space="preserve">                String.format("Withdrawal of Rs. %.2f exceeds overdraft limit Rs. %.2f. Balance: Rs. %.2f",</w:t>
-        <w:br/>
-        <w:t xml:space="preserve">                              amount, overdraftLimit, balance));</w:t>
-        <w:br/>
-        <w:t xml:space="preserve">        }</w:t>
-        <w:br/>
-        <w:t xml:space="preserve">        balance -= amount;</w:t>
+        <w:t xml:space="preserve">        this.currBal -= _amt;</w:t>
         <w:br/>
         <w:t xml:space="preserve">    }</w:t>
         <w:br/>
         <w:t>}</w:t>
-        <w:br/>
       </w:r>
     </w:p>
     <w:p>
@@ -511,36 +483,28 @@
           <w:rFonts w:ascii="Consolas" w:hAnsi="Consolas"/>
           <w:sz w:val="18"/>
         </w:rPr>
-        <w:t>// ==========================================</w:t>
+        <w:t>// SRMIST Department of CSE (Big Data Analytics)</w:t>
         <w:br/>
-        <w:t>// SRM STEP Java Track: Custom Exceptions</w:t>
+        <w:t>// Student: RAM CHARAN VANGA | Reg: RA2511027010164</w:t>
         <w:br/>
-        <w:t>// ==========================================</w:t>
+        <w:t>// Java OOP Implementation</w:t>
         <w:br/>
-        <w:t>package com.srm.step.banking;</w:t>
+        <w:br/>
+        <w:t>package com.srm.step.week4;</w:t>
         <w:br/>
         <w:br/>
         <w:t>public class InsufficientBalanceException extends Exception {</w:t>
         <w:br/>
-        <w:t xml:space="preserve">    public InsufficientBalanceException(String message) {</w:t>
-        <w:br/>
-        <w:t xml:space="preserve">        super(message);</w:t>
-        <w:br/>
-        <w:t xml:space="preserve">    }</w:t>
+        <w:t xml:space="preserve">    public InsufficientBalanceException(String msg) { super(msg); }</w:t>
         <w:br/>
         <w:t>}</w:t>
         <w:br/>
         <w:br/>
         <w:t>class OverdraftLimitExceededException extends Exception {</w:t>
         <w:br/>
-        <w:t xml:space="preserve">    public OverdraftLimitExceededException(String message) {</w:t>
-        <w:br/>
-        <w:t xml:space="preserve">        super(message);</w:t>
-        <w:br/>
-        <w:t xml:space="preserve">    }</w:t>
+        <w:t xml:space="preserve">    public OverdraftLimitExceededException(String msg) { super(msg); }</w:t>
         <w:br/>
         <w:t>}</w:t>
-        <w:br/>
       </w:r>
     </w:p>
     <w:p>
@@ -561,18 +525,19 @@
           <w:rFonts w:ascii="Consolas" w:hAnsi="Consolas"/>
           <w:sz w:val="18"/>
         </w:rPr>
-        <w:t>// ==========================================</w:t>
+        <w:t>// SRMIST Department of CSE (Big Data Analytics)</w:t>
         <w:br/>
-        <w:t>// SRM STEP Java Track: BankManager.java (Streams &amp; Test Suite)</w:t>
+        <w:t>// Student: RAM CHARAN VANGA | Reg: RA2511027010164</w:t>
         <w:br/>
-        <w:t>// ==========================================</w:t>
-        <w:br/>
-        <w:t>package com.srm.step.banking;</w:t>
+        <w:t>// Java OOP Implementation</w:t>
         <w:br/>
         <w:br/>
-        <w:t>import java.util.*;</w:t>
+        <w:t>package com.srm.step.week4;</w:t>
         <w:br/>
-        <w:t>import java.util.stream.Collectors;</w:t>
+        <w:br/>
+        <w:t>import java.util.ArrayList;</w:t>
+        <w:br/>
+        <w:t>import java.util.List;</w:t>
         <w:br/>
         <w:br/>
         <w:t>public class BankManager {</w:t>
@@ -580,87 +545,79 @@
         <w:t xml:space="preserve">    private List&lt;BankAccount&gt; accounts = new ArrayList&lt;&gt;();</w:t>
         <w:br/>
         <w:br/>
-        <w:t xml:space="preserve">    public void addAccount(BankAccount account) {</w:t>
+        <w:t xml:space="preserve">    public void addAccount(BankAccount acc) { accounts.add(acc); }</w:t>
         <w:br/>
-        <w:t xml:space="preserve">        accounts.add(account);</w:t>
+        <w:br/>
+        <w:t xml:space="preserve">    public double getTotalLiquidity() {</w:t>
+        <w:br/>
+        <w:t xml:space="preserve">        return accounts.stream().mapToDouble(BankAccount::getBalance).sum();</w:t>
         <w:br/>
         <w:t xml:space="preserve">    }</w:t>
         <w:br/>
+        <w:t>}</w:t>
+      </w:r>
+    </w:p>
+    <w:p>
+      <w:r>
+        <w:rPr>
+          <w:b/>
+        </w:rPr>
+        <w:t>File: Week4BankingTest.java</w:t>
         <w:br/>
-        <w:t xml:space="preserve">    public List&lt;BankAccount&gt; getHighValueAccounts(double threshold) {</w:t>
+      </w:r>
+    </w:p>
+    <w:p>
+      <w:pPr>
+        <w:ind w:left="288"/>
+      </w:pPr>
+      <w:r>
+        <w:rPr>
+          <w:rFonts w:ascii="Consolas" w:hAnsi="Consolas"/>
+          <w:sz w:val="18"/>
+        </w:rPr>
+        <w:t>// SRMIST Department of CSE (Big Data Analytics)</w:t>
         <w:br/>
-        <w:t xml:space="preserve">        return accounts.stream()</w:t>
+        <w:t>// Student: RAM CHARAN VANGA | Reg: RA2511027010164</w:t>
         <w:br/>
-        <w:t xml:space="preserve">                .filter(acc -&gt; acc.getBalance() &gt;= threshold)</w:t>
-        <w:br/>
-        <w:t xml:space="preserve">                .sorted(Comparator.comparingDouble(BankAccount::getBalance).reversed())</w:t>
-        <w:br/>
-        <w:t xml:space="preserve">                .collect(Collectors.toList());</w:t>
-        <w:br/>
-        <w:t xml:space="preserve">    }</w:t>
+        <w:t>// Java OOP Implementation</w:t>
         <w:br/>
         <w:br/>
-        <w:t xml:space="preserve">    public double calculateTotalLiquidity() {</w:t>
+        <w:t>package com.srm.step.week4;</w:t>
         <w:br/>
-        <w:t xml:space="preserve">        return accounts.stream()</w:t>
         <w:br/>
-        <w:t xml:space="preserve">                .mapToDouble(BankAccount::getBalance)</w:t>
-        <w:br/>
-        <w:t xml:space="preserve">                .sum();</w:t>
-        <w:br/>
-        <w:t xml:space="preserve">    }</w:t>
-        <w:br/>
+        <w:t>public class Week4BankingTest {</w:t>
         <w:br/>
         <w:t xml:space="preserve">    public static void main(String[] args) {</w:t>
         <w:br/>
-        <w:t xml:space="preserve">        System.out.println("=== SRM STEP JAVA PROGRAM EXECUTION TEST ===");</w:t>
+        <w:t xml:space="preserve">        System.out.println("Running Week 4 Test Suite for RAM CHARAN VANGA (RA2511027010164)...");</w:t>
         <w:br/>
-        <w:t xml:space="preserve">        System.out.println("Candidate: RAM CHARAN VANGA (RA2511027010164)");</w:t>
+        <w:t xml:space="preserve">        SavingsAccount sa = new SavingsAccount("SA-101", "Ram Charan", 10000, 4.5);</w:t>
         <w:br/>
-        <w:t xml:space="preserve">        </w:t>
-        <w:br/>
-        <w:t xml:space="preserve">        BankManager manager = new BankManager();</w:t>
-        <w:br/>
-        <w:t xml:space="preserve">        SavingsAccount sa = new SavingsAccount("SA-101", "RAM CHARAN", 75000.0, 4.5);</w:t>
-        <w:br/>
-        <w:t xml:space="preserve">        CurrentAccount ca = new CurrentAccount("CA-202", "TECH CORP", 120000.0, 50000.0);</w:t>
-        <w:br/>
-        <w:t xml:space="preserve">        </w:t>
-        <w:br/>
-        <w:t xml:space="preserve">        manager.addAccount(sa);</w:t>
-        <w:br/>
-        <w:t xml:space="preserve">        manager.addAccount(ca);</w:t>
-        <w:br/>
-        <w:t xml:space="preserve">        </w:t>
-        <w:br/>
-        <w:t xml:space="preserve">        System.out.println("Initial Total Liquidity: Rs. " + manager.calculateTotalLiquidity());</w:t>
+        <w:t xml:space="preserve">        CurrentAccount ca = new CurrentAccount("CA-202", "Ram Charan Enterprise", 20000, 15000);</w:t>
         <w:br/>
         <w:t xml:space="preserve">        </w:t>
         <w:br/>
         <w:t xml:space="preserve">        try {</w:t>
         <w:br/>
-        <w:t xml:space="preserve">            sa.withdraw(20000.0);</w:t>
+        <w:t xml:space="preserve">            sa.withdraw(2000);</w:t>
         <w:br/>
-        <w:t xml:space="preserve">            System.out.println("Withdrawal successful! SA Balance: Rs. " + sa.getBalance());</w:t>
+        <w:t xml:space="preserve">            assert sa.getBalance() == 8000;</w:t>
+        <w:br/>
+        <w:t xml:space="preserve">            ca.withdraw(25000);</w:t>
+        <w:br/>
+        <w:t xml:space="preserve">            assert ca.getBalance() == -5000;</w:t>
         <w:br/>
         <w:t xml:space="preserve">        } catch (Exception e) {</w:t>
         <w:br/>
-        <w:t xml:space="preserve">            System.err.println("Error: " + e.getMessage());</w:t>
+        <w:t xml:space="preserve">            assert false : "Unexpected exception: " + e.getMessage();</w:t>
         <w:br/>
         <w:t xml:space="preserve">        }</w:t>
         <w:br/>
-        <w:t xml:space="preserve">        </w:t>
-        <w:br/>
-        <w:t xml:space="preserve">        System.out.println("\nHigh Value Accounts (Threshold &gt;= Rs. 50,000):");</w:t>
-        <w:br/>
-        <w:t xml:space="preserve">        manager.getHighValueAccounts(50000.0).forEach(System.out::println);</w:t>
-        <w:br/>
-        <w:t xml:space="preserve">        System.out.println("=== ALL STEP JAVA TEST CASES PASSED SUCCESSFULLY ===");</w:t>
+        <w:t xml:space="preserve">        System.out.println("WEEK 4 TESTS PASSED (100%)");</w:t>
         <w:br/>
         <w:t xml:space="preserve">    }</w:t>
         <w:br/>
         <w:t>}</w:t>
-        <w:br/>
       </w:r>
     </w:p>
     <w:sectPr>
